--- a/Knowledge/3-Work knowledge/1-Software Engineering/2-Testing/5-My Source/1-ISTQB Foundation Level/5-Test Management/5-Test Techniques/4-Types of Collaboration-Based Approaches/6-Exploratory Testing (in Collaborative Form).docx
+++ b/Knowledge/3-Work knowledge/1-Software Engineering/2-Testing/5-My Source/1-ISTQB Foundation Level/5-Test Management/5-Test Techniques/4-Types of Collaboration-Based Approaches/6-Exploratory Testing (in Collaborative Form).docx
@@ -28,51 +28,77 @@
       </w:pPr>
       <w:r>
         <w:rPr>
-          <w:b/>
-          <w:shd w:val="clear" w:color="auto" w:fill="B7B7B7"/>
-        </w:rPr>
-        <w:t># Source</w:t>
-      </w:r>
-      <w:r>
-        <w:rPr>
-          <w:shd w:val="clear" w:color="auto" w:fill="B7B7B7"/>
-        </w:rPr>
-        <w:t xml:space="preserve">: </w:t>
-      </w:r>
-      <w:r>
-        <w:rPr>
-          <w:b/>
-          <w:shd w:val="clear" w:color="auto" w:fill="B7B7B7"/>
-        </w:rPr>
-        <w:t xml:space="preserve">Chatgpt </w:t>
-      </w:r>
-      <w:r>
-        <w:rPr>
-          <w:b/>
-          <w:sz w:val="14"/>
-          <w:szCs w:val="14"/>
-          <w:shd w:val="clear" w:color="auto" w:fill="B7B7B7"/>
-        </w:rPr>
-        <w:t>(GPT</w:t>
-      </w:r>
-      <w:r>
-        <w:rPr>
-          <w:rFonts w:ascii="Cambria Math" w:hAnsi="Cambria Math" w:cs="Cambria Math"/>
-          <w:b/>
-          <w:sz w:val="14"/>
-          <w:szCs w:val="14"/>
-          <w:shd w:val="clear" w:color="auto" w:fill="B7B7B7"/>
+          <w:rFonts w:ascii="Arial" w:eastAsia="Arial" w:hAnsi="Arial" w:cs="Arial"/>
+          <w:b/>
+          <w:color w:val="000000"/>
+          <w:sz w:val="18"/>
+          <w:highlight w:val="lightGray"/>
+        </w:rPr>
+        <w:t># Source: AI Source: Provided by: [Data Path</w:t>
+      </w:r>
+      <w:r>
+        <w:rPr>
+          <w:rFonts w:ascii="Arial" w:eastAsia="Arial" w:hAnsi="Arial" w:cs="Arial"/>
+          <w:color w:val="000000"/>
+          <w:sz w:val="18"/>
+          <w:highlight w:val="lightGray"/>
+        </w:rPr>
+        <w:t xml:space="preserve">: Persons Table -&gt; ID Column: 1, Name_En Column: Motasem Essam] -&gt; </w:t>
+      </w:r>
+      <w:r>
+        <w:rPr>
+          <w:rFonts w:ascii="Arial" w:eastAsia="Arial" w:hAnsi="Arial" w:cs="Arial"/>
+          <w:b/>
+          <w:color w:val="000000"/>
+          <w:sz w:val="18"/>
+          <w:highlight w:val="lightGray"/>
+        </w:rPr>
+        <w:t>From:</w:t>
+      </w:r>
+      <w:r>
+        <w:rPr>
+          <w:rFonts w:ascii="Arial" w:eastAsia="Arial" w:hAnsi="Arial" w:cs="Arial"/>
+          <w:color w:val="000000"/>
+          <w:sz w:val="18"/>
+          <w:highlight w:val="lightGray"/>
+        </w:rPr>
+        <w:t xml:space="preserve"> [Chatgpt (GPT</w:t>
+      </w:r>
+      <w:r>
+        <w:rPr>
+          <w:rFonts w:ascii="Arial" w:eastAsia="Arial" w:hAnsi="Arial" w:cs="Cambria Math"/>
+          <w:color w:val="000000"/>
+          <w:sz w:val="18"/>
+          <w:highlight w:val="lightGray"/>
         </w:rPr>
         <w:t>‑</w:t>
       </w:r>
       <w:r>
         <w:rPr>
-          <w:b/>
-          <w:sz w:val="14"/>
-          <w:szCs w:val="14"/>
-          <w:shd w:val="clear" w:color="auto" w:fill="B7B7B7"/>
-        </w:rPr>
-        <w:t>5 Mini) at [8/17/2025]</w:t>
+          <w:rFonts w:ascii="Arial" w:eastAsia="Arial" w:hAnsi="Arial" w:cs="Arial"/>
+          <w:color w:val="000000"/>
+          <w:sz w:val="18"/>
+          <w:highlight w:val="lightGray"/>
+        </w:rPr>
+        <w:t xml:space="preserve">5 Mini)] </w:t>
+      </w:r>
+      <w:r>
+        <w:rPr>
+          <w:rFonts w:ascii="Arial" w:eastAsia="Arial" w:hAnsi="Arial" w:cs="Arial"/>
+          <w:b/>
+          <w:color w:val="000000"/>
+          <w:sz w:val="18"/>
+          <w:highlight w:val="lightGray"/>
+        </w:rPr>
+        <w:t>on</w:t>
+      </w:r>
+      <w:r>
+        <w:rPr>
+          <w:rFonts w:ascii="Arial" w:eastAsia="Arial" w:hAnsi="Arial"/>
+          <w:sz w:val="18"/>
+          <w:highlight w:val="lightGray"/>
+        </w:rPr>
+        <w:t xml:space="preserve"> [8/17/2025]</w:t>
       </w:r>
     </w:p>
     <w:p>
@@ -138,7 +164,7 @@
     </w:p>
     <w:p>
       <w:r>
-        <w:pict w14:anchorId="60DD5FB7">
+        <w:pict w14:anchorId="5563D4E9">
           <v:rect id="_x0000_i1025" style="width:0;height:1.5pt" o:hralign="center" o:hrstd="t" o:hr="t" fillcolor="#a0a0a0" stroked="f"/>
         </w:pict>
       </w:r>
@@ -171,51 +197,77 @@
       </w:pPr>
       <w:r>
         <w:rPr>
-          <w:b/>
-          <w:shd w:val="clear" w:color="auto" w:fill="B7B7B7"/>
-        </w:rPr>
-        <w:t># Source</w:t>
-      </w:r>
-      <w:r>
-        <w:rPr>
-          <w:shd w:val="clear" w:color="auto" w:fill="B7B7B7"/>
-        </w:rPr>
-        <w:t xml:space="preserve">: </w:t>
-      </w:r>
-      <w:r>
-        <w:rPr>
-          <w:b/>
-          <w:shd w:val="clear" w:color="auto" w:fill="B7B7B7"/>
-        </w:rPr>
-        <w:t xml:space="preserve">Chatgpt </w:t>
-      </w:r>
-      <w:r>
-        <w:rPr>
-          <w:b/>
-          <w:sz w:val="14"/>
-          <w:szCs w:val="14"/>
-          <w:shd w:val="clear" w:color="auto" w:fill="B7B7B7"/>
-        </w:rPr>
-        <w:t>(GPT</w:t>
-      </w:r>
-      <w:r>
-        <w:rPr>
-          <w:rFonts w:ascii="Cambria Math" w:hAnsi="Cambria Math" w:cs="Cambria Math"/>
-          <w:b/>
-          <w:sz w:val="14"/>
-          <w:szCs w:val="14"/>
-          <w:shd w:val="clear" w:color="auto" w:fill="B7B7B7"/>
+          <w:rFonts w:ascii="Arial" w:eastAsia="Arial" w:hAnsi="Arial" w:cs="Arial"/>
+          <w:b/>
+          <w:color w:val="000000"/>
+          <w:sz w:val="18"/>
+          <w:highlight w:val="lightGray"/>
+        </w:rPr>
+        <w:t># Source: AI Source: Provided by: [Data Path</w:t>
+      </w:r>
+      <w:r>
+        <w:rPr>
+          <w:rFonts w:ascii="Arial" w:eastAsia="Arial" w:hAnsi="Arial" w:cs="Arial"/>
+          <w:color w:val="000000"/>
+          <w:sz w:val="18"/>
+          <w:highlight w:val="lightGray"/>
+        </w:rPr>
+        <w:t xml:space="preserve">: Persons Table -&gt; ID Column: 1, Name_En Column: Motasem Essam] -&gt; </w:t>
+      </w:r>
+      <w:r>
+        <w:rPr>
+          <w:rFonts w:ascii="Arial" w:eastAsia="Arial" w:hAnsi="Arial" w:cs="Arial"/>
+          <w:b/>
+          <w:color w:val="000000"/>
+          <w:sz w:val="18"/>
+          <w:highlight w:val="lightGray"/>
+        </w:rPr>
+        <w:t>From:</w:t>
+      </w:r>
+      <w:r>
+        <w:rPr>
+          <w:rFonts w:ascii="Arial" w:eastAsia="Arial" w:hAnsi="Arial" w:cs="Arial"/>
+          <w:color w:val="000000"/>
+          <w:sz w:val="18"/>
+          <w:highlight w:val="lightGray"/>
+        </w:rPr>
+        <w:t xml:space="preserve"> [Chatgpt (GPT</w:t>
+      </w:r>
+      <w:r>
+        <w:rPr>
+          <w:rFonts w:ascii="Arial" w:eastAsia="Arial" w:hAnsi="Arial" w:cs="Cambria Math"/>
+          <w:color w:val="000000"/>
+          <w:sz w:val="18"/>
+          <w:highlight w:val="lightGray"/>
         </w:rPr>
         <w:t>‑</w:t>
       </w:r>
       <w:r>
         <w:rPr>
-          <w:b/>
-          <w:sz w:val="14"/>
-          <w:szCs w:val="14"/>
-          <w:shd w:val="clear" w:color="auto" w:fill="B7B7B7"/>
-        </w:rPr>
-        <w:t>5 Mini) at [8/17/2025]</w:t>
+          <w:rFonts w:ascii="Arial" w:eastAsia="Arial" w:hAnsi="Arial" w:cs="Arial"/>
+          <w:color w:val="000000"/>
+          <w:sz w:val="18"/>
+          <w:highlight w:val="lightGray"/>
+        </w:rPr>
+        <w:t xml:space="preserve">5 Mini)] </w:t>
+      </w:r>
+      <w:r>
+        <w:rPr>
+          <w:rFonts w:ascii="Arial" w:eastAsia="Arial" w:hAnsi="Arial" w:cs="Arial"/>
+          <w:b/>
+          <w:color w:val="000000"/>
+          <w:sz w:val="18"/>
+          <w:highlight w:val="lightGray"/>
+        </w:rPr>
+        <w:t>on</w:t>
+      </w:r>
+      <w:r>
+        <w:rPr>
+          <w:rFonts w:ascii="Arial" w:eastAsia="Arial" w:hAnsi="Arial"/>
+          <w:sz w:val="18"/>
+          <w:highlight w:val="lightGray"/>
+        </w:rPr>
+        <w:t xml:space="preserve"> [8/17/2025]</w:t>
       </w:r>
     </w:p>
     <w:p>
@@ -224,7 +276,7 @@
           <w:ilvl w:val="0"/>
           <w:numId w:val="2"/>
         </w:numPr>
-        <w:spacing w:before="240"/>
+        <w:spacing w:before="240" w:after="0" w:line="276" w:lineRule="auto"/>
       </w:pPr>
       <w:r>
         <w:rPr>
@@ -252,6 +304,7 @@
           <w:ilvl w:val="0"/>
           <w:numId w:val="2"/>
         </w:numPr>
+        <w:spacing w:after="0" w:line="276" w:lineRule="auto"/>
       </w:pPr>
       <w:r>
         <w:rPr>
@@ -279,6 +332,7 @@
           <w:ilvl w:val="0"/>
           <w:numId w:val="2"/>
         </w:numPr>
+        <w:spacing w:after="0" w:line="276" w:lineRule="auto"/>
       </w:pPr>
       <w:r>
         <w:rPr>
@@ -306,6 +360,7 @@
           <w:ilvl w:val="0"/>
           <w:numId w:val="2"/>
         </w:numPr>
+        <w:spacing w:after="0" w:line="276" w:lineRule="auto"/>
       </w:pPr>
       <w:r>
         <w:rPr>
@@ -346,7 +401,7 @@
           <w:ilvl w:val="0"/>
           <w:numId w:val="2"/>
         </w:numPr>
-        <w:spacing w:after="240"/>
+        <w:spacing w:after="240" w:line="276" w:lineRule="auto"/>
       </w:pPr>
       <w:r>
         <w:rPr>
@@ -370,7 +425,7 @@
     </w:p>
     <w:p>
       <w:r>
-        <w:pict w14:anchorId="27ADE93E">
+        <w:pict w14:anchorId="71EBE374">
           <v:rect id="_x0000_i1026" style="width:0;height:1.5pt" o:hralign="center" o:hrstd="t" o:hr="t" fillcolor="#a0a0a0" stroked="f"/>
         </w:pict>
       </w:r>
@@ -403,51 +458,77 @@
       </w:pPr>
       <w:r>
         <w:rPr>
-          <w:b/>
-          <w:shd w:val="clear" w:color="auto" w:fill="B7B7B7"/>
-        </w:rPr>
-        <w:t># Source</w:t>
-      </w:r>
-      <w:r>
-        <w:rPr>
-          <w:shd w:val="clear" w:color="auto" w:fill="B7B7B7"/>
-        </w:rPr>
-        <w:t xml:space="preserve">: </w:t>
-      </w:r>
-      <w:r>
-        <w:rPr>
-          <w:b/>
-          <w:shd w:val="clear" w:color="auto" w:fill="B7B7B7"/>
-        </w:rPr>
-        <w:t xml:space="preserve">Chatgpt </w:t>
-      </w:r>
-      <w:r>
-        <w:rPr>
-          <w:b/>
-          <w:sz w:val="14"/>
-          <w:szCs w:val="14"/>
-          <w:shd w:val="clear" w:color="auto" w:fill="B7B7B7"/>
-        </w:rPr>
-        <w:t>(GPT</w:t>
-      </w:r>
-      <w:r>
-        <w:rPr>
-          <w:rFonts w:ascii="Cambria Math" w:hAnsi="Cambria Math" w:cs="Cambria Math"/>
-          <w:b/>
-          <w:sz w:val="14"/>
-          <w:szCs w:val="14"/>
-          <w:shd w:val="clear" w:color="auto" w:fill="B7B7B7"/>
+          <w:rFonts w:ascii="Arial" w:eastAsia="Arial" w:hAnsi="Arial" w:cs="Arial"/>
+          <w:b/>
+          <w:color w:val="000000"/>
+          <w:sz w:val="18"/>
+          <w:highlight w:val="lightGray"/>
+        </w:rPr>
+        <w:t># Source: AI Source: Provided by: [Data Path</w:t>
+      </w:r>
+      <w:r>
+        <w:rPr>
+          <w:rFonts w:ascii="Arial" w:eastAsia="Arial" w:hAnsi="Arial" w:cs="Arial"/>
+          <w:color w:val="000000"/>
+          <w:sz w:val="18"/>
+          <w:highlight w:val="lightGray"/>
+        </w:rPr>
+        <w:t xml:space="preserve">: Persons Table -&gt; ID Column: 1, Name_En Column: Motasem Essam] -&gt; </w:t>
+      </w:r>
+      <w:r>
+        <w:rPr>
+          <w:rFonts w:ascii="Arial" w:eastAsia="Arial" w:hAnsi="Arial" w:cs="Arial"/>
+          <w:b/>
+          <w:color w:val="000000"/>
+          <w:sz w:val="18"/>
+          <w:highlight w:val="lightGray"/>
+        </w:rPr>
+        <w:t>From:</w:t>
+      </w:r>
+      <w:r>
+        <w:rPr>
+          <w:rFonts w:ascii="Arial" w:eastAsia="Arial" w:hAnsi="Arial" w:cs="Arial"/>
+          <w:color w:val="000000"/>
+          <w:sz w:val="18"/>
+          <w:highlight w:val="lightGray"/>
+        </w:rPr>
+        <w:t xml:space="preserve"> [Chatgpt (GPT</w:t>
+      </w:r>
+      <w:r>
+        <w:rPr>
+          <w:rFonts w:ascii="Arial" w:eastAsia="Arial" w:hAnsi="Arial" w:cs="Cambria Math"/>
+          <w:color w:val="000000"/>
+          <w:sz w:val="18"/>
+          <w:highlight w:val="lightGray"/>
         </w:rPr>
         <w:t>‑</w:t>
       </w:r>
       <w:r>
         <w:rPr>
-          <w:b/>
-          <w:sz w:val="14"/>
-          <w:szCs w:val="14"/>
-          <w:shd w:val="clear" w:color="auto" w:fill="B7B7B7"/>
-        </w:rPr>
-        <w:t>5 Mini) at [8/17/2025]</w:t>
+          <w:rFonts w:ascii="Arial" w:eastAsia="Arial" w:hAnsi="Arial" w:cs="Arial"/>
+          <w:color w:val="000000"/>
+          <w:sz w:val="18"/>
+          <w:highlight w:val="lightGray"/>
+        </w:rPr>
+        <w:t xml:space="preserve">5 Mini)] </w:t>
+      </w:r>
+      <w:r>
+        <w:rPr>
+          <w:rFonts w:ascii="Arial" w:eastAsia="Arial" w:hAnsi="Arial" w:cs="Arial"/>
+          <w:b/>
+          <w:color w:val="000000"/>
+          <w:sz w:val="18"/>
+          <w:highlight w:val="lightGray"/>
+        </w:rPr>
+        <w:t>on</w:t>
+      </w:r>
+      <w:r>
+        <w:rPr>
+          <w:rFonts w:ascii="Arial" w:eastAsia="Arial" w:hAnsi="Arial"/>
+          <w:sz w:val="18"/>
+          <w:highlight w:val="lightGray"/>
+        </w:rPr>
+        <w:t xml:space="preserve"> [8/17/2025]</w:t>
       </w:r>
     </w:p>
     <w:p>
@@ -456,14 +537,13 @@
           <w:ilvl w:val="0"/>
           <w:numId w:val="7"/>
         </w:numPr>
-        <w:spacing w:before="240"/>
-      </w:pPr>
-      <w:r>
-        <w:rPr>
-          <w:rFonts w:ascii="Roboto Mono" w:eastAsia="Roboto Mono" w:hAnsi="Roboto Mono" w:cs="Roboto Mono"/>
-          <w:b/>
-        </w:rPr>
-        <w:lastRenderedPageBreak/>
+        <w:spacing w:before="240" w:after="0" w:line="276" w:lineRule="auto"/>
+      </w:pPr>
+      <w:r>
+        <w:rPr>
+          <w:rFonts w:ascii="Roboto Mono" w:eastAsia="Roboto Mono" w:hAnsi="Roboto Mono" w:cs="Roboto Mono"/>
+          <w:b/>
+        </w:rPr>
         <w:t>Pair Testing</w:t>
       </w:r>
       <w:r>
@@ -485,6 +565,7 @@
           <w:ilvl w:val="0"/>
           <w:numId w:val="7"/>
         </w:numPr>
+        <w:spacing w:after="0" w:line="276" w:lineRule="auto"/>
       </w:pPr>
       <w:r>
         <w:rPr>
@@ -512,7 +593,7 @@
           <w:ilvl w:val="0"/>
           <w:numId w:val="7"/>
         </w:numPr>
-        <w:spacing w:after="240"/>
+        <w:spacing w:after="240" w:line="276" w:lineRule="auto"/>
       </w:pPr>
       <w:r>
         <w:rPr>
@@ -533,7 +614,7 @@
     </w:p>
     <w:p>
       <w:r>
-        <w:pict w14:anchorId="55D9A95E">
+        <w:pict w14:anchorId="0181E02A">
           <v:rect id="_x0000_i1027" style="width:0;height:1.5pt" o:hralign="center" o:hrstd="t" o:hr="t" fillcolor="#a0a0a0" stroked="f"/>
         </w:pict>
       </w:r>
@@ -566,51 +647,77 @@
       </w:pPr>
       <w:r>
         <w:rPr>
-          <w:b/>
-          <w:shd w:val="clear" w:color="auto" w:fill="B7B7B7"/>
-        </w:rPr>
-        <w:t># Source</w:t>
-      </w:r>
-      <w:r>
-        <w:rPr>
-          <w:shd w:val="clear" w:color="auto" w:fill="B7B7B7"/>
-        </w:rPr>
-        <w:t xml:space="preserve">: </w:t>
-      </w:r>
-      <w:r>
-        <w:rPr>
-          <w:b/>
-          <w:shd w:val="clear" w:color="auto" w:fill="B7B7B7"/>
-        </w:rPr>
-        <w:t xml:space="preserve">Chatgpt </w:t>
-      </w:r>
-      <w:r>
-        <w:rPr>
-          <w:b/>
-          <w:sz w:val="14"/>
-          <w:szCs w:val="14"/>
-          <w:shd w:val="clear" w:color="auto" w:fill="B7B7B7"/>
-        </w:rPr>
-        <w:t>(GPT</w:t>
-      </w:r>
-      <w:r>
-        <w:rPr>
-          <w:rFonts w:ascii="Cambria Math" w:hAnsi="Cambria Math" w:cs="Cambria Math"/>
-          <w:b/>
-          <w:sz w:val="14"/>
-          <w:szCs w:val="14"/>
-          <w:shd w:val="clear" w:color="auto" w:fill="B7B7B7"/>
+          <w:rFonts w:ascii="Arial" w:eastAsia="Arial" w:hAnsi="Arial" w:cs="Arial"/>
+          <w:b/>
+          <w:color w:val="000000"/>
+          <w:sz w:val="18"/>
+          <w:highlight w:val="lightGray"/>
+        </w:rPr>
+        <w:t># Source: AI Source: Provided by: [Data Path</w:t>
+      </w:r>
+      <w:r>
+        <w:rPr>
+          <w:rFonts w:ascii="Arial" w:eastAsia="Arial" w:hAnsi="Arial" w:cs="Arial"/>
+          <w:color w:val="000000"/>
+          <w:sz w:val="18"/>
+          <w:highlight w:val="lightGray"/>
+        </w:rPr>
+        <w:t xml:space="preserve">: Persons Table -&gt; ID Column: 1, Name_En Column: Motasem Essam] -&gt; </w:t>
+      </w:r>
+      <w:r>
+        <w:rPr>
+          <w:rFonts w:ascii="Arial" w:eastAsia="Arial" w:hAnsi="Arial" w:cs="Arial"/>
+          <w:b/>
+          <w:color w:val="000000"/>
+          <w:sz w:val="18"/>
+          <w:highlight w:val="lightGray"/>
+        </w:rPr>
+        <w:t>From:</w:t>
+      </w:r>
+      <w:r>
+        <w:rPr>
+          <w:rFonts w:ascii="Arial" w:eastAsia="Arial" w:hAnsi="Arial" w:cs="Arial"/>
+          <w:color w:val="000000"/>
+          <w:sz w:val="18"/>
+          <w:highlight w:val="lightGray"/>
+        </w:rPr>
+        <w:t xml:space="preserve"> [Chatgpt (GPT</w:t>
+      </w:r>
+      <w:r>
+        <w:rPr>
+          <w:rFonts w:ascii="Arial" w:eastAsia="Arial" w:hAnsi="Arial" w:cs="Cambria Math"/>
+          <w:color w:val="000000"/>
+          <w:sz w:val="18"/>
+          <w:highlight w:val="lightGray"/>
         </w:rPr>
         <w:t>‑</w:t>
       </w:r>
       <w:r>
         <w:rPr>
-          <w:b/>
-          <w:sz w:val="14"/>
-          <w:szCs w:val="14"/>
-          <w:shd w:val="clear" w:color="auto" w:fill="B7B7B7"/>
-        </w:rPr>
-        <w:t>5 Mini) at [8/17/2025]</w:t>
+          <w:rFonts w:ascii="Arial" w:eastAsia="Arial" w:hAnsi="Arial" w:cs="Arial"/>
+          <w:color w:val="000000"/>
+          <w:sz w:val="18"/>
+          <w:highlight w:val="lightGray"/>
+        </w:rPr>
+        <w:t xml:space="preserve">5 Mini)] </w:t>
+      </w:r>
+      <w:r>
+        <w:rPr>
+          <w:rFonts w:ascii="Arial" w:eastAsia="Arial" w:hAnsi="Arial" w:cs="Arial"/>
+          <w:b/>
+          <w:color w:val="000000"/>
+          <w:sz w:val="18"/>
+          <w:highlight w:val="lightGray"/>
+        </w:rPr>
+        <w:t>on</w:t>
+      </w:r>
+      <w:r>
+        <w:rPr>
+          <w:rFonts w:ascii="Arial" w:eastAsia="Arial" w:hAnsi="Arial"/>
+          <w:sz w:val="18"/>
+          <w:highlight w:val="lightGray"/>
+        </w:rPr>
+        <w:t xml:space="preserve"> [8/17/2025]</w:t>
       </w:r>
     </w:p>
     <w:p>
@@ -640,7 +747,7 @@
           <w:ilvl w:val="0"/>
           <w:numId w:val="1"/>
         </w:numPr>
-        <w:spacing w:before="240"/>
+        <w:spacing w:before="240" w:after="0" w:line="276" w:lineRule="auto"/>
       </w:pPr>
       <w:r>
         <w:rPr>
@@ -668,6 +775,7 @@
           <w:ilvl w:val="0"/>
           <w:numId w:val="1"/>
         </w:numPr>
+        <w:spacing w:after="0" w:line="276" w:lineRule="auto"/>
       </w:pPr>
       <w:r>
         <w:rPr>
@@ -695,6 +803,7 @@
           <w:ilvl w:val="0"/>
           <w:numId w:val="1"/>
         </w:numPr>
+        <w:spacing w:after="0" w:line="276" w:lineRule="auto"/>
       </w:pPr>
       <w:r>
         <w:rPr>
@@ -722,7 +831,7 @@
           <w:ilvl w:val="0"/>
           <w:numId w:val="1"/>
         </w:numPr>
-        <w:spacing w:after="240"/>
+        <w:spacing w:after="240" w:line="276" w:lineRule="auto"/>
       </w:pPr>
       <w:r>
         <w:rPr>
@@ -746,7 +855,7 @@
     </w:p>
     <w:p>
       <w:r>
-        <w:pict w14:anchorId="1A435DAF">
+        <w:pict w14:anchorId="6E816B05">
           <v:rect id="_x0000_i1028" style="width:0;height:1.5pt" o:hralign="center" o:hrstd="t" o:hr="t" fillcolor="#a0a0a0" stroked="f"/>
         </w:pict>
       </w:r>
@@ -780,51 +889,77 @@
       </w:pPr>
       <w:r>
         <w:rPr>
-          <w:b/>
-          <w:shd w:val="clear" w:color="auto" w:fill="B7B7B7"/>
-        </w:rPr>
-        <w:t># Source</w:t>
-      </w:r>
-      <w:r>
-        <w:rPr>
-          <w:shd w:val="clear" w:color="auto" w:fill="B7B7B7"/>
-        </w:rPr>
-        <w:t xml:space="preserve">: </w:t>
-      </w:r>
-      <w:r>
-        <w:rPr>
-          <w:b/>
-          <w:shd w:val="clear" w:color="auto" w:fill="B7B7B7"/>
-        </w:rPr>
-        <w:t xml:space="preserve">Chatgpt </w:t>
-      </w:r>
-      <w:r>
-        <w:rPr>
-          <w:b/>
-          <w:sz w:val="14"/>
-          <w:szCs w:val="14"/>
-          <w:shd w:val="clear" w:color="auto" w:fill="B7B7B7"/>
-        </w:rPr>
-        <w:t>(GPT</w:t>
-      </w:r>
-      <w:r>
-        <w:rPr>
-          <w:rFonts w:ascii="Cambria Math" w:hAnsi="Cambria Math" w:cs="Cambria Math"/>
-          <w:b/>
-          <w:sz w:val="14"/>
-          <w:szCs w:val="14"/>
-          <w:shd w:val="clear" w:color="auto" w:fill="B7B7B7"/>
+          <w:rFonts w:ascii="Arial" w:eastAsia="Arial" w:hAnsi="Arial" w:cs="Arial"/>
+          <w:b/>
+          <w:color w:val="000000"/>
+          <w:sz w:val="18"/>
+          <w:highlight w:val="lightGray"/>
+        </w:rPr>
+        <w:t># Source: AI Source: Provided by: [Data Path</w:t>
+      </w:r>
+      <w:r>
+        <w:rPr>
+          <w:rFonts w:ascii="Arial" w:eastAsia="Arial" w:hAnsi="Arial" w:cs="Arial"/>
+          <w:color w:val="000000"/>
+          <w:sz w:val="18"/>
+          <w:highlight w:val="lightGray"/>
+        </w:rPr>
+        <w:t xml:space="preserve">: Persons Table -&gt; ID Column: 1, Name_En Column: Motasem Essam] -&gt; </w:t>
+      </w:r>
+      <w:r>
+        <w:rPr>
+          <w:rFonts w:ascii="Arial" w:eastAsia="Arial" w:hAnsi="Arial" w:cs="Arial"/>
+          <w:b/>
+          <w:color w:val="000000"/>
+          <w:sz w:val="18"/>
+          <w:highlight w:val="lightGray"/>
+        </w:rPr>
+        <w:t>From:</w:t>
+      </w:r>
+      <w:r>
+        <w:rPr>
+          <w:rFonts w:ascii="Arial" w:eastAsia="Arial" w:hAnsi="Arial" w:cs="Arial"/>
+          <w:color w:val="000000"/>
+          <w:sz w:val="18"/>
+          <w:highlight w:val="lightGray"/>
+        </w:rPr>
+        <w:t xml:space="preserve"> [Chatgpt (GPT</w:t>
+      </w:r>
+      <w:r>
+        <w:rPr>
+          <w:rFonts w:ascii="Arial" w:eastAsia="Arial" w:hAnsi="Arial" w:cs="Cambria Math"/>
+          <w:color w:val="000000"/>
+          <w:sz w:val="18"/>
+          <w:highlight w:val="lightGray"/>
         </w:rPr>
         <w:t>‑</w:t>
       </w:r>
       <w:r>
         <w:rPr>
-          <w:b/>
-          <w:sz w:val="14"/>
-          <w:szCs w:val="14"/>
-          <w:shd w:val="clear" w:color="auto" w:fill="B7B7B7"/>
-        </w:rPr>
-        <w:t>5 Mini) at [8/17/2025]</w:t>
+          <w:rFonts w:ascii="Arial" w:eastAsia="Arial" w:hAnsi="Arial" w:cs="Arial"/>
+          <w:color w:val="000000"/>
+          <w:sz w:val="18"/>
+          <w:highlight w:val="lightGray"/>
+        </w:rPr>
+        <w:t xml:space="preserve">5 Mini)] </w:t>
+      </w:r>
+      <w:r>
+        <w:rPr>
+          <w:rFonts w:ascii="Arial" w:eastAsia="Arial" w:hAnsi="Arial" w:cs="Arial"/>
+          <w:b/>
+          <w:color w:val="000000"/>
+          <w:sz w:val="18"/>
+          <w:highlight w:val="lightGray"/>
+        </w:rPr>
+        <w:t>on</w:t>
+      </w:r>
+      <w:r>
+        <w:rPr>
+          <w:rFonts w:ascii="Arial" w:eastAsia="Arial" w:hAnsi="Arial"/>
+          <w:sz w:val="18"/>
+          <w:highlight w:val="lightGray"/>
+        </w:rPr>
+        <w:t xml:space="preserve"> [8/17/2025]</w:t>
       </w:r>
     </w:p>
     <w:p>
@@ -833,7 +968,7 @@
           <w:ilvl w:val="0"/>
           <w:numId w:val="4"/>
         </w:numPr>
-        <w:spacing w:before="240"/>
+        <w:spacing w:before="240" w:after="0" w:line="276" w:lineRule="auto"/>
       </w:pPr>
       <w:r>
         <w:rPr>
@@ -861,6 +996,7 @@
           <w:ilvl w:val="0"/>
           <w:numId w:val="4"/>
         </w:numPr>
+        <w:spacing w:after="0" w:line="276" w:lineRule="auto"/>
       </w:pPr>
       <w:r>
         <w:rPr>
@@ -888,6 +1024,7 @@
           <w:ilvl w:val="0"/>
           <w:numId w:val="4"/>
         </w:numPr>
+        <w:spacing w:after="0" w:line="276" w:lineRule="auto"/>
       </w:pPr>
       <w:r>
         <w:rPr>
@@ -921,13 +1058,13 @@
           <w:ilvl w:val="0"/>
           <w:numId w:val="4"/>
         </w:numPr>
-      </w:pPr>
-      <w:r>
-        <w:rPr>
-          <w:rFonts w:ascii="Roboto Mono" w:eastAsia="Roboto Mono" w:hAnsi="Roboto Mono" w:cs="Roboto Mono"/>
-          <w:b/>
-        </w:rPr>
-        <w:lastRenderedPageBreak/>
+        <w:spacing w:after="0" w:line="276" w:lineRule="auto"/>
+      </w:pPr>
+      <w:r>
+        <w:rPr>
+          <w:rFonts w:ascii="Roboto Mono" w:eastAsia="Roboto Mono" w:hAnsi="Roboto Mono" w:cs="Roboto Mono"/>
+          <w:b/>
+        </w:rPr>
         <w:t>Real-time clarification</w:t>
       </w:r>
       <w:r>
@@ -949,7 +1086,7 @@
           <w:ilvl w:val="0"/>
           <w:numId w:val="4"/>
         </w:numPr>
-        <w:spacing w:after="240"/>
+        <w:spacing w:after="240" w:line="276" w:lineRule="auto"/>
       </w:pPr>
       <w:r>
         <w:rPr>
@@ -976,7 +1113,7 @@
     </w:p>
     <w:p>
       <w:r>
-        <w:pict w14:anchorId="256DB095">
+        <w:pict w14:anchorId="75F38EC2">
           <v:rect id="_x0000_i1029" style="width:0;height:1.5pt" o:hralign="center" o:hrstd="t" o:hr="t" fillcolor="#a0a0a0" stroked="f"/>
         </w:pict>
       </w:r>
@@ -1009,51 +1146,77 @@
       </w:pPr>
       <w:r>
         <w:rPr>
-          <w:b/>
-          <w:shd w:val="clear" w:color="auto" w:fill="B7B7B7"/>
-        </w:rPr>
-        <w:t># Source</w:t>
-      </w:r>
-      <w:r>
-        <w:rPr>
-          <w:shd w:val="clear" w:color="auto" w:fill="B7B7B7"/>
-        </w:rPr>
-        <w:t xml:space="preserve">: </w:t>
-      </w:r>
-      <w:r>
-        <w:rPr>
-          <w:b/>
-          <w:shd w:val="clear" w:color="auto" w:fill="B7B7B7"/>
-        </w:rPr>
-        <w:t xml:space="preserve">Chatgpt </w:t>
-      </w:r>
-      <w:r>
-        <w:rPr>
-          <w:b/>
-          <w:sz w:val="14"/>
-          <w:szCs w:val="14"/>
-          <w:shd w:val="clear" w:color="auto" w:fill="B7B7B7"/>
-        </w:rPr>
-        <w:t>(GPT</w:t>
-      </w:r>
-      <w:r>
-        <w:rPr>
-          <w:rFonts w:ascii="Cambria Math" w:hAnsi="Cambria Math" w:cs="Cambria Math"/>
-          <w:b/>
-          <w:sz w:val="14"/>
-          <w:szCs w:val="14"/>
-          <w:shd w:val="clear" w:color="auto" w:fill="B7B7B7"/>
+          <w:rFonts w:ascii="Arial" w:eastAsia="Arial" w:hAnsi="Arial" w:cs="Arial"/>
+          <w:b/>
+          <w:color w:val="000000"/>
+          <w:sz w:val="18"/>
+          <w:highlight w:val="lightGray"/>
+        </w:rPr>
+        <w:t># Source: AI Source: Provided by: [Data Path</w:t>
+      </w:r>
+      <w:r>
+        <w:rPr>
+          <w:rFonts w:ascii="Arial" w:eastAsia="Arial" w:hAnsi="Arial" w:cs="Arial"/>
+          <w:color w:val="000000"/>
+          <w:sz w:val="18"/>
+          <w:highlight w:val="lightGray"/>
+        </w:rPr>
+        <w:t xml:space="preserve">: Persons Table -&gt; ID Column: 1, Name_En Column: Motasem Essam] -&gt; </w:t>
+      </w:r>
+      <w:r>
+        <w:rPr>
+          <w:rFonts w:ascii="Arial" w:eastAsia="Arial" w:hAnsi="Arial" w:cs="Arial"/>
+          <w:b/>
+          <w:color w:val="000000"/>
+          <w:sz w:val="18"/>
+          <w:highlight w:val="lightGray"/>
+        </w:rPr>
+        <w:t>From:</w:t>
+      </w:r>
+      <w:r>
+        <w:rPr>
+          <w:rFonts w:ascii="Arial" w:eastAsia="Arial" w:hAnsi="Arial" w:cs="Arial"/>
+          <w:color w:val="000000"/>
+          <w:sz w:val="18"/>
+          <w:highlight w:val="lightGray"/>
+        </w:rPr>
+        <w:t xml:space="preserve"> [Chatgpt (GPT</w:t>
+      </w:r>
+      <w:r>
+        <w:rPr>
+          <w:rFonts w:ascii="Arial" w:eastAsia="Arial" w:hAnsi="Arial" w:cs="Cambria Math"/>
+          <w:color w:val="000000"/>
+          <w:sz w:val="18"/>
+          <w:highlight w:val="lightGray"/>
         </w:rPr>
         <w:t>‑</w:t>
       </w:r>
       <w:r>
         <w:rPr>
-          <w:b/>
-          <w:sz w:val="14"/>
-          <w:szCs w:val="14"/>
-          <w:shd w:val="clear" w:color="auto" w:fill="B7B7B7"/>
-        </w:rPr>
-        <w:t>5 Mini) at [8/17/2025]</w:t>
+          <w:rFonts w:ascii="Arial" w:eastAsia="Arial" w:hAnsi="Arial" w:cs="Arial"/>
+          <w:color w:val="000000"/>
+          <w:sz w:val="18"/>
+          <w:highlight w:val="lightGray"/>
+        </w:rPr>
+        <w:t xml:space="preserve">5 Mini)] </w:t>
+      </w:r>
+      <w:r>
+        <w:rPr>
+          <w:rFonts w:ascii="Arial" w:eastAsia="Arial" w:hAnsi="Arial" w:cs="Arial"/>
+          <w:b/>
+          <w:color w:val="000000"/>
+          <w:sz w:val="18"/>
+          <w:highlight w:val="lightGray"/>
+        </w:rPr>
+        <w:t>on</w:t>
+      </w:r>
+      <w:r>
+        <w:rPr>
+          <w:rFonts w:ascii="Arial" w:eastAsia="Arial" w:hAnsi="Arial"/>
+          <w:sz w:val="18"/>
+          <w:highlight w:val="lightGray"/>
+        </w:rPr>
+        <w:t xml:space="preserve"> [8/17/2025]</w:t>
       </w:r>
     </w:p>
     <w:p>
@@ -1062,7 +1225,7 @@
           <w:ilvl w:val="0"/>
           <w:numId w:val="8"/>
         </w:numPr>
-        <w:spacing w:before="240"/>
+        <w:spacing w:before="240" w:after="0" w:line="276" w:lineRule="auto"/>
       </w:pPr>
       <w:r>
         <w:rPr>
@@ -1096,6 +1259,7 @@
           <w:ilvl w:val="0"/>
           <w:numId w:val="8"/>
         </w:numPr>
+        <w:spacing w:after="0" w:line="276" w:lineRule="auto"/>
       </w:pPr>
       <w:r>
         <w:rPr>
@@ -1129,7 +1293,7 @@
           <w:ilvl w:val="0"/>
           <w:numId w:val="8"/>
         </w:numPr>
-        <w:spacing w:after="240"/>
+        <w:spacing w:after="240" w:line="276" w:lineRule="auto"/>
       </w:pPr>
       <w:r>
         <w:rPr>
@@ -1198,51 +1362,77 @@
       </w:pPr>
       <w:r>
         <w:rPr>
-          <w:b/>
-          <w:shd w:val="clear" w:color="auto" w:fill="B7B7B7"/>
-        </w:rPr>
-        <w:t># Source</w:t>
-      </w:r>
-      <w:r>
-        <w:rPr>
-          <w:shd w:val="clear" w:color="auto" w:fill="B7B7B7"/>
-        </w:rPr>
-        <w:t xml:space="preserve">: </w:t>
-      </w:r>
-      <w:r>
-        <w:rPr>
-          <w:b/>
-          <w:shd w:val="clear" w:color="auto" w:fill="B7B7B7"/>
-        </w:rPr>
-        <w:t xml:space="preserve">Chatgpt </w:t>
-      </w:r>
-      <w:r>
-        <w:rPr>
-          <w:b/>
-          <w:sz w:val="14"/>
-          <w:szCs w:val="14"/>
-          <w:shd w:val="clear" w:color="auto" w:fill="B7B7B7"/>
-        </w:rPr>
-        <w:t>(GPT</w:t>
-      </w:r>
-      <w:r>
-        <w:rPr>
-          <w:rFonts w:ascii="Cambria Math" w:hAnsi="Cambria Math" w:cs="Cambria Math"/>
-          <w:b/>
-          <w:sz w:val="14"/>
-          <w:szCs w:val="14"/>
-          <w:shd w:val="clear" w:color="auto" w:fill="B7B7B7"/>
+          <w:rFonts w:ascii="Arial" w:eastAsia="Arial" w:hAnsi="Arial" w:cs="Arial"/>
+          <w:b/>
+          <w:color w:val="000000"/>
+          <w:sz w:val="18"/>
+          <w:highlight w:val="lightGray"/>
+        </w:rPr>
+        <w:t># Source: AI Source: Provided by: [Data Path</w:t>
+      </w:r>
+      <w:r>
+        <w:rPr>
+          <w:rFonts w:ascii="Arial" w:eastAsia="Arial" w:hAnsi="Arial" w:cs="Arial"/>
+          <w:color w:val="000000"/>
+          <w:sz w:val="18"/>
+          <w:highlight w:val="lightGray"/>
+        </w:rPr>
+        <w:t xml:space="preserve">: Persons Table -&gt; ID Column: 1, Name_En Column: Motasem Essam] -&gt; </w:t>
+      </w:r>
+      <w:r>
+        <w:rPr>
+          <w:rFonts w:ascii="Arial" w:eastAsia="Arial" w:hAnsi="Arial" w:cs="Arial"/>
+          <w:b/>
+          <w:color w:val="000000"/>
+          <w:sz w:val="18"/>
+          <w:highlight w:val="lightGray"/>
+        </w:rPr>
+        <w:t>From:</w:t>
+      </w:r>
+      <w:r>
+        <w:rPr>
+          <w:rFonts w:ascii="Arial" w:eastAsia="Arial" w:hAnsi="Arial" w:cs="Arial"/>
+          <w:color w:val="000000"/>
+          <w:sz w:val="18"/>
+          <w:highlight w:val="lightGray"/>
+        </w:rPr>
+        <w:t xml:space="preserve"> [Chatgpt (GPT</w:t>
+      </w:r>
+      <w:r>
+        <w:rPr>
+          <w:rFonts w:ascii="Arial" w:eastAsia="Arial" w:hAnsi="Arial" w:cs="Cambria Math"/>
+          <w:color w:val="000000"/>
+          <w:sz w:val="18"/>
+          <w:highlight w:val="lightGray"/>
         </w:rPr>
         <w:t>‑</w:t>
       </w:r>
       <w:r>
         <w:rPr>
-          <w:b/>
-          <w:sz w:val="14"/>
-          <w:szCs w:val="14"/>
-          <w:shd w:val="clear" w:color="auto" w:fill="B7B7B7"/>
-        </w:rPr>
-        <w:t>5 Mini) at [8/17/2025]</w:t>
+          <w:rFonts w:ascii="Arial" w:eastAsia="Arial" w:hAnsi="Arial" w:cs="Arial"/>
+          <w:color w:val="000000"/>
+          <w:sz w:val="18"/>
+          <w:highlight w:val="lightGray"/>
+        </w:rPr>
+        <w:t xml:space="preserve">5 Mini)] </w:t>
+      </w:r>
+      <w:r>
+        <w:rPr>
+          <w:rFonts w:ascii="Arial" w:eastAsia="Arial" w:hAnsi="Arial" w:cs="Arial"/>
+          <w:b/>
+          <w:color w:val="000000"/>
+          <w:sz w:val="18"/>
+          <w:highlight w:val="lightGray"/>
+        </w:rPr>
+        <w:t>on</w:t>
+      </w:r>
+      <w:r>
+        <w:rPr>
+          <w:rFonts w:ascii="Arial" w:eastAsia="Arial" w:hAnsi="Arial"/>
+          <w:sz w:val="18"/>
+          <w:highlight w:val="lightGray"/>
+        </w:rPr>
+        <w:t xml:space="preserve"> [8/17/2025]</w:t>
       </w:r>
     </w:p>
     <w:p>
@@ -1251,7 +1441,7 @@
           <w:ilvl w:val="0"/>
           <w:numId w:val="3"/>
         </w:numPr>
-        <w:spacing w:before="240"/>
+        <w:spacing w:before="240" w:after="0" w:line="276" w:lineRule="auto"/>
       </w:pPr>
       <w:r>
         <w:rPr>
@@ -1285,6 +1475,7 @@
           <w:ilvl w:val="1"/>
           <w:numId w:val="3"/>
         </w:numPr>
+        <w:spacing w:after="0" w:line="276" w:lineRule="auto"/>
       </w:pPr>
       <w:r>
         <w:rPr>
@@ -1318,6 +1509,7 @@
           <w:ilvl w:val="1"/>
           <w:numId w:val="3"/>
         </w:numPr>
+        <w:spacing w:after="0" w:line="276" w:lineRule="auto"/>
       </w:pPr>
       <w:r>
         <w:rPr>
@@ -1351,7 +1543,7 @@
           <w:ilvl w:val="1"/>
           <w:numId w:val="3"/>
         </w:numPr>
-        <w:spacing w:after="240"/>
+        <w:spacing w:after="240" w:line="276" w:lineRule="auto"/>
       </w:pPr>
       <w:r>
         <w:rPr>
@@ -1403,7 +1595,7 @@
     </w:p>
     <w:p>
       <w:r>
-        <w:pict w14:anchorId="7C1C0BD5">
+        <w:pict w14:anchorId="1BB89C18">
           <v:rect id="_x0000_i1030" style="width:0;height:1.5pt" o:hralign="center" o:hrstd="t" o:hr="t" fillcolor="#a0a0a0" stroked="f"/>
         </w:pict>
       </w:r>
@@ -1439,51 +1631,77 @@
       </w:pPr>
       <w:r>
         <w:rPr>
-          <w:b/>
-          <w:shd w:val="clear" w:color="auto" w:fill="B7B7B7"/>
-        </w:rPr>
-        <w:t># Source</w:t>
-      </w:r>
-      <w:r>
-        <w:rPr>
-          <w:shd w:val="clear" w:color="auto" w:fill="B7B7B7"/>
-        </w:rPr>
-        <w:t xml:space="preserve">: </w:t>
-      </w:r>
-      <w:r>
-        <w:rPr>
-          <w:b/>
-          <w:shd w:val="clear" w:color="auto" w:fill="B7B7B7"/>
-        </w:rPr>
-        <w:t xml:space="preserve">Chatgpt </w:t>
-      </w:r>
-      <w:r>
-        <w:rPr>
-          <w:b/>
-          <w:sz w:val="14"/>
-          <w:szCs w:val="14"/>
-          <w:shd w:val="clear" w:color="auto" w:fill="B7B7B7"/>
-        </w:rPr>
-        <w:t>(GPT</w:t>
-      </w:r>
-      <w:r>
-        <w:rPr>
-          <w:rFonts w:ascii="Cambria Math" w:hAnsi="Cambria Math" w:cs="Cambria Math"/>
-          <w:b/>
-          <w:sz w:val="14"/>
-          <w:szCs w:val="14"/>
-          <w:shd w:val="clear" w:color="auto" w:fill="B7B7B7"/>
+          <w:rFonts w:ascii="Arial" w:eastAsia="Arial" w:hAnsi="Arial" w:cs="Arial"/>
+          <w:b/>
+          <w:color w:val="000000"/>
+          <w:sz w:val="18"/>
+          <w:highlight w:val="lightGray"/>
+        </w:rPr>
+        <w:t># Source: AI Source: Provided by: [Data Path</w:t>
+      </w:r>
+      <w:r>
+        <w:rPr>
+          <w:rFonts w:ascii="Arial" w:eastAsia="Arial" w:hAnsi="Arial" w:cs="Arial"/>
+          <w:color w:val="000000"/>
+          <w:sz w:val="18"/>
+          <w:highlight w:val="lightGray"/>
+        </w:rPr>
+        <w:t xml:space="preserve">: Persons Table -&gt; ID Column: 1, Name_En Column: Motasem Essam] -&gt; </w:t>
+      </w:r>
+      <w:r>
+        <w:rPr>
+          <w:rFonts w:ascii="Arial" w:eastAsia="Arial" w:hAnsi="Arial" w:cs="Arial"/>
+          <w:b/>
+          <w:color w:val="000000"/>
+          <w:sz w:val="18"/>
+          <w:highlight w:val="lightGray"/>
+        </w:rPr>
+        <w:t>From:</w:t>
+      </w:r>
+      <w:r>
+        <w:rPr>
+          <w:rFonts w:ascii="Arial" w:eastAsia="Arial" w:hAnsi="Arial" w:cs="Arial"/>
+          <w:color w:val="000000"/>
+          <w:sz w:val="18"/>
+          <w:highlight w:val="lightGray"/>
+        </w:rPr>
+        <w:t xml:space="preserve"> [Chatgpt (GPT</w:t>
+      </w:r>
+      <w:r>
+        <w:rPr>
+          <w:rFonts w:ascii="Arial" w:eastAsia="Arial" w:hAnsi="Arial" w:cs="Cambria Math"/>
+          <w:color w:val="000000"/>
+          <w:sz w:val="18"/>
+          <w:highlight w:val="lightGray"/>
         </w:rPr>
         <w:t>‑</w:t>
       </w:r>
       <w:r>
         <w:rPr>
-          <w:b/>
-          <w:sz w:val="14"/>
-          <w:szCs w:val="14"/>
-          <w:shd w:val="clear" w:color="auto" w:fill="B7B7B7"/>
-        </w:rPr>
-        <w:t>5 Mini) at [8/17/2025]</w:t>
+          <w:rFonts w:ascii="Arial" w:eastAsia="Arial" w:hAnsi="Arial" w:cs="Arial"/>
+          <w:color w:val="000000"/>
+          <w:sz w:val="18"/>
+          <w:highlight w:val="lightGray"/>
+        </w:rPr>
+        <w:t xml:space="preserve">5 Mini)] </w:t>
+      </w:r>
+      <w:r>
+        <w:rPr>
+          <w:rFonts w:ascii="Arial" w:eastAsia="Arial" w:hAnsi="Arial" w:cs="Arial"/>
+          <w:b/>
+          <w:color w:val="000000"/>
+          <w:sz w:val="18"/>
+          <w:highlight w:val="lightGray"/>
+        </w:rPr>
+        <w:t>on</w:t>
+      </w:r>
+      <w:r>
+        <w:rPr>
+          <w:rFonts w:ascii="Arial" w:eastAsia="Arial" w:hAnsi="Arial"/>
+          <w:sz w:val="18"/>
+          <w:highlight w:val="lightGray"/>
+        </w:rPr>
+        <w:t xml:space="preserve"> [8/17/2025]</w:t>
       </w:r>
     </w:p>
     <w:p>
@@ -1492,13 +1710,12 @@
           <w:ilvl w:val="0"/>
           <w:numId w:val="9"/>
         </w:numPr>
-        <w:spacing w:before="240"/>
-      </w:pPr>
-      <w:r>
-        <w:rPr>
-          <w:rFonts w:ascii="Roboto Mono" w:eastAsia="Roboto Mono" w:hAnsi="Roboto Mono" w:cs="Roboto Mono"/>
-        </w:rPr>
-        <w:lastRenderedPageBreak/>
+        <w:spacing w:before="240" w:after="0" w:line="276" w:lineRule="auto"/>
+      </w:pPr>
+      <w:r>
+        <w:rPr>
+          <w:rFonts w:ascii="Roboto Mono" w:eastAsia="Roboto Mono" w:hAnsi="Roboto Mono" w:cs="Roboto Mono"/>
+        </w:rPr>
         <w:t xml:space="preserve">Here, exploratory testing is done </w:t>
       </w:r>
       <w:r>
@@ -1527,6 +1744,7 @@
           <w:ilvl w:val="0"/>
           <w:numId w:val="9"/>
         </w:numPr>
+        <w:spacing w:after="0" w:line="276" w:lineRule="auto"/>
       </w:pPr>
       <w:r>
         <w:rPr>
@@ -1560,7 +1778,7 @@
           <w:ilvl w:val="0"/>
           <w:numId w:val="9"/>
         </w:numPr>
-        <w:spacing w:after="240"/>
+        <w:spacing w:after="240" w:line="276" w:lineRule="auto"/>
       </w:pPr>
       <w:r>
         <w:rPr>
@@ -1617,7 +1835,7 @@
     </w:p>
     <w:p>
       <w:r>
-        <w:pict w14:anchorId="5AFEE410">
+        <w:pict w14:anchorId="144902B0">
           <v:rect id="_x0000_i1031" style="width:0;height:1.5pt" o:hralign="center" o:hrstd="t" o:hr="t" fillcolor="#a0a0a0" stroked="f"/>
         </w:pict>
       </w:r>
@@ -1641,51 +1859,77 @@
       </w:pPr>
       <w:r>
         <w:rPr>
-          <w:b/>
-          <w:shd w:val="clear" w:color="auto" w:fill="B7B7B7"/>
-        </w:rPr>
-        <w:t># Source</w:t>
-      </w:r>
-      <w:r>
-        <w:rPr>
-          <w:shd w:val="clear" w:color="auto" w:fill="B7B7B7"/>
-        </w:rPr>
-        <w:t xml:space="preserve">: </w:t>
-      </w:r>
-      <w:r>
-        <w:rPr>
-          <w:b/>
-          <w:shd w:val="clear" w:color="auto" w:fill="B7B7B7"/>
-        </w:rPr>
-        <w:t xml:space="preserve">Chatgpt </w:t>
-      </w:r>
-      <w:r>
-        <w:rPr>
-          <w:b/>
-          <w:sz w:val="14"/>
-          <w:szCs w:val="14"/>
-          <w:shd w:val="clear" w:color="auto" w:fill="B7B7B7"/>
-        </w:rPr>
-        <w:t>(GPT</w:t>
-      </w:r>
-      <w:r>
-        <w:rPr>
-          <w:rFonts w:ascii="Cambria Math" w:hAnsi="Cambria Math" w:cs="Cambria Math"/>
-          <w:b/>
-          <w:sz w:val="14"/>
-          <w:szCs w:val="14"/>
-          <w:shd w:val="clear" w:color="auto" w:fill="B7B7B7"/>
+          <w:rFonts w:ascii="Arial" w:eastAsia="Arial" w:hAnsi="Arial" w:cs="Arial"/>
+          <w:b/>
+          <w:color w:val="000000"/>
+          <w:sz w:val="18"/>
+          <w:highlight w:val="lightGray"/>
+        </w:rPr>
+        <w:t># Source: AI Source: Provided by: [Data Path</w:t>
+      </w:r>
+      <w:r>
+        <w:rPr>
+          <w:rFonts w:ascii="Arial" w:eastAsia="Arial" w:hAnsi="Arial" w:cs="Arial"/>
+          <w:color w:val="000000"/>
+          <w:sz w:val="18"/>
+          <w:highlight w:val="lightGray"/>
+        </w:rPr>
+        <w:t xml:space="preserve">: Persons Table -&gt; ID Column: 1, Name_En Column: Motasem Essam] -&gt; </w:t>
+      </w:r>
+      <w:r>
+        <w:rPr>
+          <w:rFonts w:ascii="Arial" w:eastAsia="Arial" w:hAnsi="Arial" w:cs="Arial"/>
+          <w:b/>
+          <w:color w:val="000000"/>
+          <w:sz w:val="18"/>
+          <w:highlight w:val="lightGray"/>
+        </w:rPr>
+        <w:t>From:</w:t>
+      </w:r>
+      <w:r>
+        <w:rPr>
+          <w:rFonts w:ascii="Arial" w:eastAsia="Arial" w:hAnsi="Arial" w:cs="Arial"/>
+          <w:color w:val="000000"/>
+          <w:sz w:val="18"/>
+          <w:highlight w:val="lightGray"/>
+        </w:rPr>
+        <w:t xml:space="preserve"> [Chatgpt (GPT</w:t>
+      </w:r>
+      <w:r>
+        <w:rPr>
+          <w:rFonts w:ascii="Arial" w:eastAsia="Arial" w:hAnsi="Arial" w:cs="Cambria Math"/>
+          <w:color w:val="000000"/>
+          <w:sz w:val="18"/>
+          <w:highlight w:val="lightGray"/>
         </w:rPr>
         <w:t>‑</w:t>
       </w:r>
       <w:r>
         <w:rPr>
-          <w:b/>
-          <w:sz w:val="14"/>
-          <w:szCs w:val="14"/>
-          <w:shd w:val="clear" w:color="auto" w:fill="B7B7B7"/>
-        </w:rPr>
-        <w:t>5 Mini) at [8/17/2025]</w:t>
+          <w:rFonts w:ascii="Arial" w:eastAsia="Arial" w:hAnsi="Arial" w:cs="Arial"/>
+          <w:color w:val="000000"/>
+          <w:sz w:val="18"/>
+          <w:highlight w:val="lightGray"/>
+        </w:rPr>
+        <w:t xml:space="preserve">5 Mini)] </w:t>
+      </w:r>
+      <w:r>
+        <w:rPr>
+          <w:rFonts w:ascii="Arial" w:eastAsia="Arial" w:hAnsi="Arial" w:cs="Arial"/>
+          <w:b/>
+          <w:color w:val="000000"/>
+          <w:sz w:val="18"/>
+          <w:highlight w:val="lightGray"/>
+        </w:rPr>
+        <w:t>on</w:t>
+      </w:r>
+      <w:r>
+        <w:rPr>
+          <w:rFonts w:ascii="Arial" w:eastAsia="Arial" w:hAnsi="Arial"/>
+          <w:sz w:val="18"/>
+          <w:highlight w:val="lightGray"/>
+        </w:rPr>
+        <w:t xml:space="preserve"> [8/17/2025]</w:t>
       </w:r>
     </w:p>
     <w:p>
@@ -1716,7 +1960,7 @@
           <w:ilvl w:val="0"/>
           <w:numId w:val="6"/>
         </w:numPr>
-        <w:spacing w:before="240"/>
+        <w:spacing w:before="240" w:after="0" w:line="276" w:lineRule="auto"/>
       </w:pPr>
       <w:r>
         <w:rPr>
@@ -1750,7 +1994,7 @@
           <w:ilvl w:val="0"/>
           <w:numId w:val="6"/>
         </w:numPr>
-        <w:spacing w:after="240"/>
+        <w:spacing w:after="240" w:line="276" w:lineRule="auto"/>
       </w:pPr>
       <w:r>
         <w:rPr>
@@ -1817,7 +2061,7 @@
           <w:noProof/>
         </w:rPr>
         <w:drawing>
-          <wp:inline distT="114300" distB="114300" distL="114300" distR="114300" wp14:anchorId="761C20C8" wp14:editId="30228587">
+          <wp:inline distT="114300" distB="114300" distL="114300" distR="114300" wp14:anchorId="727E0FC0" wp14:editId="692F2FBC">
             <wp:extent cx="5943600" cy="1866900"/>
             <wp:effectExtent l="0" t="0" r="0" b="0"/>
             <wp:docPr id="1" name="image1.png"/>
@@ -2004,7 +2248,6 @@
                 <w:rFonts w:ascii="Roboto Mono" w:eastAsia="Roboto Mono" w:hAnsi="Roboto Mono" w:cs="Roboto Mono"/>
                 <w:b/>
               </w:rPr>
-              <w:lastRenderedPageBreak/>
               <w:t>Category</w:t>
             </w:r>
           </w:p>
@@ -2457,7 +2700,7 @@
     </w:tbl>
     <w:p>
       <w:r>
-        <w:pict w14:anchorId="7F80130C">
+        <w:pict w14:anchorId="4FF8D5BB">
           <v:rect id="_x0000_i1032" style="width:0;height:1.5pt" o:hralign="center" o:hrstd="t" o:hr="t" fillcolor="#a0a0a0" stroked="f"/>
         </w:pict>
       </w:r>
@@ -2481,51 +2724,77 @@
       </w:pPr>
       <w:r>
         <w:rPr>
-          <w:b/>
-          <w:shd w:val="clear" w:color="auto" w:fill="B7B7B7"/>
-        </w:rPr>
-        <w:t># Source</w:t>
-      </w:r>
-      <w:r>
-        <w:rPr>
-          <w:shd w:val="clear" w:color="auto" w:fill="B7B7B7"/>
-        </w:rPr>
-        <w:t xml:space="preserve">: </w:t>
-      </w:r>
-      <w:r>
-        <w:rPr>
-          <w:b/>
-          <w:shd w:val="clear" w:color="auto" w:fill="B7B7B7"/>
-        </w:rPr>
-        <w:t xml:space="preserve">Chatgpt </w:t>
-      </w:r>
-      <w:r>
-        <w:rPr>
-          <w:b/>
-          <w:sz w:val="14"/>
-          <w:szCs w:val="14"/>
-          <w:shd w:val="clear" w:color="auto" w:fill="B7B7B7"/>
-        </w:rPr>
-        <w:t>(GPT</w:t>
-      </w:r>
-      <w:r>
-        <w:rPr>
-          <w:rFonts w:ascii="Cambria Math" w:hAnsi="Cambria Math" w:cs="Cambria Math"/>
-          <w:b/>
-          <w:sz w:val="14"/>
-          <w:szCs w:val="14"/>
-          <w:shd w:val="clear" w:color="auto" w:fill="B7B7B7"/>
+          <w:rFonts w:ascii="Arial" w:eastAsia="Arial" w:hAnsi="Arial" w:cs="Arial"/>
+          <w:b/>
+          <w:color w:val="000000"/>
+          <w:sz w:val="18"/>
+          <w:highlight w:val="lightGray"/>
+        </w:rPr>
+        <w:t># Source: AI Source: Provided by: [Data Path</w:t>
+      </w:r>
+      <w:r>
+        <w:rPr>
+          <w:rFonts w:ascii="Arial" w:eastAsia="Arial" w:hAnsi="Arial" w:cs="Arial"/>
+          <w:color w:val="000000"/>
+          <w:sz w:val="18"/>
+          <w:highlight w:val="lightGray"/>
+        </w:rPr>
+        <w:t xml:space="preserve">: Persons Table -&gt; ID Column: 1, Name_En Column: Motasem Essam] -&gt; </w:t>
+      </w:r>
+      <w:r>
+        <w:rPr>
+          <w:rFonts w:ascii="Arial" w:eastAsia="Arial" w:hAnsi="Arial" w:cs="Arial"/>
+          <w:b/>
+          <w:color w:val="000000"/>
+          <w:sz w:val="18"/>
+          <w:highlight w:val="lightGray"/>
+        </w:rPr>
+        <w:t>From:</w:t>
+      </w:r>
+      <w:r>
+        <w:rPr>
+          <w:rFonts w:ascii="Arial" w:eastAsia="Arial" w:hAnsi="Arial" w:cs="Arial"/>
+          <w:color w:val="000000"/>
+          <w:sz w:val="18"/>
+          <w:highlight w:val="lightGray"/>
+        </w:rPr>
+        <w:t xml:space="preserve"> [Chatgpt (GPT</w:t>
+      </w:r>
+      <w:r>
+        <w:rPr>
+          <w:rFonts w:ascii="Arial" w:eastAsia="Arial" w:hAnsi="Arial" w:cs="Cambria Math"/>
+          <w:color w:val="000000"/>
+          <w:sz w:val="18"/>
+          <w:highlight w:val="lightGray"/>
         </w:rPr>
         <w:t>‑</w:t>
       </w:r>
       <w:r>
         <w:rPr>
-          <w:b/>
-          <w:sz w:val="14"/>
-          <w:szCs w:val="14"/>
-          <w:shd w:val="clear" w:color="auto" w:fill="B7B7B7"/>
-        </w:rPr>
-        <w:t>5 Mini) at [8/17/2025]</w:t>
+          <w:rFonts w:ascii="Arial" w:eastAsia="Arial" w:hAnsi="Arial" w:cs="Arial"/>
+          <w:color w:val="000000"/>
+          <w:sz w:val="18"/>
+          <w:highlight w:val="lightGray"/>
+        </w:rPr>
+        <w:t xml:space="preserve">5 Mini)] </w:t>
+      </w:r>
+      <w:r>
+        <w:rPr>
+          <w:rFonts w:ascii="Arial" w:eastAsia="Arial" w:hAnsi="Arial" w:cs="Arial"/>
+          <w:b/>
+          <w:color w:val="000000"/>
+          <w:sz w:val="18"/>
+          <w:highlight w:val="lightGray"/>
+        </w:rPr>
+        <w:t>on</w:t>
+      </w:r>
+      <w:r>
+        <w:rPr>
+          <w:rFonts w:ascii="Arial" w:eastAsia="Arial" w:hAnsi="Arial"/>
+          <w:sz w:val="18"/>
+          <w:highlight w:val="lightGray"/>
+        </w:rPr>
+        <w:t xml:space="preserve"> [8/17/2025]</w:t>
       </w:r>
     </w:p>
     <w:p>
@@ -2534,7 +2803,7 @@
           <w:ilvl w:val="0"/>
           <w:numId w:val="5"/>
         </w:numPr>
-        <w:spacing w:before="240"/>
+        <w:spacing w:before="240" w:after="0" w:line="276" w:lineRule="auto"/>
       </w:pPr>
       <w:r>
         <w:rPr>
@@ -2575,7 +2844,7 @@
           <w:ilvl w:val="0"/>
           <w:numId w:val="5"/>
         </w:numPr>
-        <w:spacing w:after="240"/>
+        <w:spacing w:after="240" w:line="276" w:lineRule="auto"/>
       </w:pPr>
       <w:r>
         <w:rPr>
@@ -2649,7 +2918,7 @@
     </w:p>
     <w:p>
       <w:r>
-        <w:pict w14:anchorId="6F67C05F">
+        <w:pict w14:anchorId="182C3ED4">
           <v:rect id="_x0000_i1033" style="width:0;height:1.5pt" o:hralign="center" o:hrstd="t" o:hr="t" fillcolor="#a0a0a0" stroked="f"/>
         </w:pict>
       </w:r>
@@ -2682,51 +2951,77 @@
       </w:pPr>
       <w:r>
         <w:rPr>
-          <w:b/>
-          <w:shd w:val="clear" w:color="auto" w:fill="B7B7B7"/>
-        </w:rPr>
-        <w:t># Source</w:t>
-      </w:r>
-      <w:r>
-        <w:rPr>
-          <w:shd w:val="clear" w:color="auto" w:fill="B7B7B7"/>
-        </w:rPr>
-        <w:t xml:space="preserve">: </w:t>
-      </w:r>
-      <w:r>
-        <w:rPr>
-          <w:b/>
-          <w:shd w:val="clear" w:color="auto" w:fill="B7B7B7"/>
-        </w:rPr>
-        <w:t xml:space="preserve">Chatgpt </w:t>
-      </w:r>
-      <w:r>
-        <w:rPr>
-          <w:b/>
-          <w:sz w:val="14"/>
-          <w:szCs w:val="14"/>
-          <w:shd w:val="clear" w:color="auto" w:fill="B7B7B7"/>
-        </w:rPr>
-        <w:t>(GPT</w:t>
-      </w:r>
-      <w:r>
-        <w:rPr>
-          <w:rFonts w:ascii="Cambria Math" w:hAnsi="Cambria Math" w:cs="Cambria Math"/>
-          <w:b/>
-          <w:sz w:val="14"/>
-          <w:szCs w:val="14"/>
-          <w:shd w:val="clear" w:color="auto" w:fill="B7B7B7"/>
+          <w:rFonts w:ascii="Arial" w:eastAsia="Arial" w:hAnsi="Arial" w:cs="Arial"/>
+          <w:b/>
+          <w:color w:val="000000"/>
+          <w:sz w:val="18"/>
+          <w:highlight w:val="lightGray"/>
+        </w:rPr>
+        <w:t># Source: AI Source: Provided by: [Data Path</w:t>
+      </w:r>
+      <w:r>
+        <w:rPr>
+          <w:rFonts w:ascii="Arial" w:eastAsia="Arial" w:hAnsi="Arial" w:cs="Arial"/>
+          <w:color w:val="000000"/>
+          <w:sz w:val="18"/>
+          <w:highlight w:val="lightGray"/>
+        </w:rPr>
+        <w:t xml:space="preserve">: Persons Table -&gt; ID Column: 1, Name_En Column: Motasem Essam] -&gt; </w:t>
+      </w:r>
+      <w:r>
+        <w:rPr>
+          <w:rFonts w:ascii="Arial" w:eastAsia="Arial" w:hAnsi="Arial" w:cs="Arial"/>
+          <w:b/>
+          <w:color w:val="000000"/>
+          <w:sz w:val="18"/>
+          <w:highlight w:val="lightGray"/>
+        </w:rPr>
+        <w:t>From:</w:t>
+      </w:r>
+      <w:r>
+        <w:rPr>
+          <w:rFonts w:ascii="Arial" w:eastAsia="Arial" w:hAnsi="Arial" w:cs="Arial"/>
+          <w:color w:val="000000"/>
+          <w:sz w:val="18"/>
+          <w:highlight w:val="lightGray"/>
+        </w:rPr>
+        <w:t xml:space="preserve"> [Chatgpt (GPT</w:t>
+      </w:r>
+      <w:r>
+        <w:rPr>
+          <w:rFonts w:ascii="Arial" w:eastAsia="Arial" w:hAnsi="Arial" w:cs="Cambria Math"/>
+          <w:color w:val="000000"/>
+          <w:sz w:val="18"/>
+          <w:highlight w:val="lightGray"/>
         </w:rPr>
         <w:t>‑</w:t>
       </w:r>
       <w:r>
         <w:rPr>
-          <w:b/>
-          <w:sz w:val="14"/>
-          <w:szCs w:val="14"/>
-          <w:shd w:val="clear" w:color="auto" w:fill="B7B7B7"/>
-        </w:rPr>
-        <w:t>5 Mini) at [8/17/2025]</w:t>
+          <w:rFonts w:ascii="Arial" w:eastAsia="Arial" w:hAnsi="Arial" w:cs="Arial"/>
+          <w:color w:val="000000"/>
+          <w:sz w:val="18"/>
+          <w:highlight w:val="lightGray"/>
+        </w:rPr>
+        <w:t xml:space="preserve">5 Mini)] </w:t>
+      </w:r>
+      <w:r>
+        <w:rPr>
+          <w:rFonts w:ascii="Arial" w:eastAsia="Arial" w:hAnsi="Arial" w:cs="Arial"/>
+          <w:b/>
+          <w:color w:val="000000"/>
+          <w:sz w:val="18"/>
+          <w:highlight w:val="lightGray"/>
+        </w:rPr>
+        <w:t>on</w:t>
+      </w:r>
+      <w:r>
+        <w:rPr>
+          <w:rFonts w:ascii="Arial" w:eastAsia="Arial" w:hAnsi="Arial"/>
+          <w:sz w:val="18"/>
+          <w:highlight w:val="lightGray"/>
+        </w:rPr>
+        <w:t xml:space="preserve"> [8/17/2025]</w:t>
       </w:r>
     </w:p>
     <w:p>
@@ -2754,25 +3049,25 @@
         <w:rPr>
           <w:rFonts w:ascii="Roboto Mono" w:eastAsia="Roboto Mono" w:hAnsi="Roboto Mono" w:cs="Roboto Mono"/>
         </w:rPr>
-        <w:lastRenderedPageBreak/>
         <w:t xml:space="preserve"> It leverages multiple perspectives, encourages shared responsibility, and strengthens product quality.</w:t>
       </w:r>
     </w:p>
     <w:p>
       <w:r>
-        <w:pict w14:anchorId="7A4BF704">
+        <w:pict w14:anchorId="747300F6">
           <v:rect id="_x0000_i1034" style="width:0;height:1.5pt" o:hralign="center" o:hrstd="t" o:hr="t" fillcolor="#a0a0a0" stroked="f"/>
         </w:pict>
       </w:r>
     </w:p>
+    <w:p/>
     <w:p/>
     <w:p/>
     <w:p/>
     <w:sectPr>
       <w:pgSz w:w="12240" w:h="15840"/>
       <w:pgMar w:top="1440" w:right="1440" w:bottom="1440" w:left="1440" w:header="720" w:footer="720" w:gutter="0"/>
-      <w:pgNumType w:start="1"/>
       <w:cols w:space="720"/>
+      <w:docGrid w:linePitch="360"/>
     </w:sectPr>
   </w:body>
 </w:document>
@@ -4227,18 +4522,6 @@
   <w:style w:type="paragraph" w:default="1" w:styleId="Normal">
     <w:name w:val="Normal"/>
     <w:qFormat/>
-    <w:rsid w:val="009553C1"/>
-    <w:pPr>
-      <w:spacing w:after="0" w:line="276" w:lineRule="auto"/>
-    </w:pPr>
-    <w:rPr>
-      <w:rFonts w:ascii="Arial" w:eastAsia="Arial" w:hAnsi="Arial" w:cs="Arial"/>
-      <w:kern w:val="0"/>
-      <w:sz w:val="22"/>
-      <w:szCs w:val="22"/>
-      <w:lang w:val="en"/>
-      <w14:ligatures w14:val="none"/>
-    </w:rPr>
   </w:style>
   <w:style w:type="paragraph" w:styleId="Heading1">
     <w:name w:val="heading 1"/>
@@ -4247,7 +4530,7 @@
     <w:link w:val="Heading1Char"/>
     <w:uiPriority w:val="9"/>
     <w:qFormat/>
-    <w:rsid w:val="00F81111"/>
+    <w:rsid w:val="00101D75"/>
     <w:pPr>
       <w:keepNext/>
       <w:keepLines/>
@@ -4269,7 +4552,7 @@
     <w:uiPriority w:val="9"/>
     <w:unhideWhenUsed/>
     <w:qFormat/>
-    <w:rsid w:val="00F81111"/>
+    <w:rsid w:val="00101D75"/>
     <w:pPr>
       <w:keepNext/>
       <w:keepLines/>
@@ -4291,7 +4574,7 @@
     <w:uiPriority w:val="9"/>
     <w:unhideWhenUsed/>
     <w:qFormat/>
-    <w:rsid w:val="00F81111"/>
+    <w:rsid w:val="00101D75"/>
     <w:pPr>
       <w:keepNext/>
       <w:keepLines/>
@@ -4314,7 +4597,7 @@
     <w:semiHidden/>
     <w:unhideWhenUsed/>
     <w:qFormat/>
-    <w:rsid w:val="00F81111"/>
+    <w:rsid w:val="00101D75"/>
     <w:pPr>
       <w:keepNext/>
       <w:keepLines/>
@@ -4337,7 +4620,7 @@
     <w:semiHidden/>
     <w:unhideWhenUsed/>
     <w:qFormat/>
-    <w:rsid w:val="00F81111"/>
+    <w:rsid w:val="00101D75"/>
     <w:pPr>
       <w:keepNext/>
       <w:keepLines/>
@@ -4358,11 +4641,11 @@
     <w:semiHidden/>
     <w:unhideWhenUsed/>
     <w:qFormat/>
-    <w:rsid w:val="00F81111"/>
+    <w:rsid w:val="00101D75"/>
     <w:pPr>
       <w:keepNext/>
       <w:keepLines/>
-      <w:spacing w:before="40"/>
+      <w:spacing w:before="40" w:after="0"/>
       <w:outlineLvl w:val="5"/>
     </w:pPr>
     <w:rPr>
@@ -4381,11 +4664,11 @@
     <w:semiHidden/>
     <w:unhideWhenUsed/>
     <w:qFormat/>
-    <w:rsid w:val="00F81111"/>
+    <w:rsid w:val="00101D75"/>
     <w:pPr>
       <w:keepNext/>
       <w:keepLines/>
-      <w:spacing w:before="40"/>
+      <w:spacing w:before="40" w:after="0"/>
       <w:outlineLvl w:val="6"/>
     </w:pPr>
     <w:rPr>
@@ -4402,10 +4685,11 @@
     <w:semiHidden/>
     <w:unhideWhenUsed/>
     <w:qFormat/>
-    <w:rsid w:val="00F81111"/>
+    <w:rsid w:val="00101D75"/>
     <w:pPr>
       <w:keepNext/>
       <w:keepLines/>
+      <w:spacing w:after="0"/>
       <w:outlineLvl w:val="7"/>
     </w:pPr>
     <w:rPr>
@@ -4424,10 +4708,11 @@
     <w:semiHidden/>
     <w:unhideWhenUsed/>
     <w:qFormat/>
-    <w:rsid w:val="00F81111"/>
+    <w:rsid w:val="00101D75"/>
     <w:pPr>
       <w:keepNext/>
       <w:keepLines/>
+      <w:spacing w:after="0"/>
       <w:outlineLvl w:val="8"/>
     </w:pPr>
     <w:rPr>
@@ -4467,7 +4752,7 @@
     <w:basedOn w:val="DefaultParagraphFont"/>
     <w:link w:val="Heading1"/>
     <w:uiPriority w:val="9"/>
-    <w:rsid w:val="00F81111"/>
+    <w:rsid w:val="00101D75"/>
     <w:rPr>
       <w:rFonts w:asciiTheme="majorHAnsi" w:eastAsiaTheme="majorEastAsia" w:hAnsiTheme="majorHAnsi" w:cstheme="majorBidi"/>
       <w:color w:val="2F5496" w:themeColor="accent1" w:themeShade="BF"/>
@@ -4480,7 +4765,7 @@
     <w:basedOn w:val="DefaultParagraphFont"/>
     <w:link w:val="Heading2"/>
     <w:uiPriority w:val="9"/>
-    <w:rsid w:val="00F81111"/>
+    <w:rsid w:val="00101D75"/>
     <w:rPr>
       <w:rFonts w:asciiTheme="majorHAnsi" w:eastAsiaTheme="majorEastAsia" w:hAnsiTheme="majorHAnsi" w:cstheme="majorBidi"/>
       <w:color w:val="2F5496" w:themeColor="accent1" w:themeShade="BF"/>
@@ -4493,7 +4778,7 @@
     <w:basedOn w:val="DefaultParagraphFont"/>
     <w:link w:val="Heading3"/>
     <w:uiPriority w:val="9"/>
-    <w:rsid w:val="00F81111"/>
+    <w:rsid w:val="00101D75"/>
     <w:rPr>
       <w:rFonts w:eastAsiaTheme="majorEastAsia" w:cstheme="majorBidi"/>
       <w:color w:val="2F5496" w:themeColor="accent1" w:themeShade="BF"/>
@@ -4507,7 +4792,7 @@
     <w:link w:val="Heading4"/>
     <w:uiPriority w:val="9"/>
     <w:semiHidden/>
-    <w:rsid w:val="00F81111"/>
+    <w:rsid w:val="00101D75"/>
     <w:rPr>
       <w:rFonts w:eastAsiaTheme="majorEastAsia" w:cstheme="majorBidi"/>
       <w:i/>
@@ -4521,7 +4806,7 @@
     <w:link w:val="Heading5"/>
     <w:uiPriority w:val="9"/>
     <w:semiHidden/>
-    <w:rsid w:val="00F81111"/>
+    <w:rsid w:val="00101D75"/>
     <w:rPr>
       <w:rFonts w:eastAsiaTheme="majorEastAsia" w:cstheme="majorBidi"/>
       <w:color w:val="2F5496" w:themeColor="accent1" w:themeShade="BF"/>
@@ -4533,7 +4818,7 @@
     <w:link w:val="Heading6"/>
     <w:uiPriority w:val="9"/>
     <w:semiHidden/>
-    <w:rsid w:val="00F81111"/>
+    <w:rsid w:val="00101D75"/>
     <w:rPr>
       <w:rFonts w:eastAsiaTheme="majorEastAsia" w:cstheme="majorBidi"/>
       <w:i/>
@@ -4547,7 +4832,7 @@
     <w:link w:val="Heading7"/>
     <w:uiPriority w:val="9"/>
     <w:semiHidden/>
-    <w:rsid w:val="00F81111"/>
+    <w:rsid w:val="00101D75"/>
     <w:rPr>
       <w:rFonts w:eastAsiaTheme="majorEastAsia" w:cstheme="majorBidi"/>
       <w:color w:val="595959" w:themeColor="text1" w:themeTint="A6"/>
@@ -4559,7 +4844,7 @@
     <w:link w:val="Heading8"/>
     <w:uiPriority w:val="9"/>
     <w:semiHidden/>
-    <w:rsid w:val="00F81111"/>
+    <w:rsid w:val="00101D75"/>
     <w:rPr>
       <w:rFonts w:eastAsiaTheme="majorEastAsia" w:cstheme="majorBidi"/>
       <w:i/>
@@ -4573,7 +4858,7 @@
     <w:link w:val="Heading9"/>
     <w:uiPriority w:val="9"/>
     <w:semiHidden/>
-    <w:rsid w:val="00F81111"/>
+    <w:rsid w:val="00101D75"/>
     <w:rPr>
       <w:rFonts w:eastAsiaTheme="majorEastAsia" w:cstheme="majorBidi"/>
       <w:color w:val="272727" w:themeColor="text1" w:themeTint="D8"/>
@@ -4586,7 +4871,7 @@
     <w:link w:val="TitleChar"/>
     <w:uiPriority w:val="10"/>
     <w:qFormat/>
-    <w:rsid w:val="00F81111"/>
+    <w:rsid w:val="00101D75"/>
     <w:pPr>
       <w:spacing w:after="80" w:line="240" w:lineRule="auto"/>
       <w:contextualSpacing/>
@@ -4604,7 +4889,7 @@
     <w:basedOn w:val="DefaultParagraphFont"/>
     <w:link w:val="Title"/>
     <w:uiPriority w:val="10"/>
-    <w:rsid w:val="00F81111"/>
+    <w:rsid w:val="00101D75"/>
     <w:rPr>
       <w:rFonts w:asciiTheme="majorHAnsi" w:eastAsiaTheme="majorEastAsia" w:hAnsiTheme="majorHAnsi" w:cstheme="majorBidi"/>
       <w:spacing w:val="-10"/>
@@ -4620,7 +4905,7 @@
     <w:link w:val="SubtitleChar"/>
     <w:uiPriority w:val="11"/>
     <w:qFormat/>
-    <w:rsid w:val="00F81111"/>
+    <w:rsid w:val="00101D75"/>
     <w:pPr>
       <w:numPr>
         <w:ilvl w:val="1"/>
@@ -4639,7 +4924,7 @@
     <w:basedOn w:val="DefaultParagraphFont"/>
     <w:link w:val="Subtitle"/>
     <w:uiPriority w:val="11"/>
-    <w:rsid w:val="00F81111"/>
+    <w:rsid w:val="00101D75"/>
     <w:rPr>
       <w:rFonts w:eastAsiaTheme="majorEastAsia" w:cstheme="majorBidi"/>
       <w:color w:val="595959" w:themeColor="text1" w:themeTint="A6"/>
@@ -4655,7 +4940,7 @@
     <w:link w:val="QuoteChar"/>
     <w:uiPriority w:val="29"/>
     <w:qFormat/>
-    <w:rsid w:val="00F81111"/>
+    <w:rsid w:val="00101D75"/>
     <w:pPr>
       <w:spacing w:before="160"/>
       <w:jc w:val="center"/>
@@ -4671,7 +4956,7 @@
     <w:basedOn w:val="DefaultParagraphFont"/>
     <w:link w:val="Quote"/>
     <w:uiPriority w:val="29"/>
-    <w:rsid w:val="00F81111"/>
+    <w:rsid w:val="00101D75"/>
     <w:rPr>
       <w:i/>
       <w:iCs/>
@@ -4683,7 +4968,7 @@
     <w:basedOn w:val="Normal"/>
     <w:uiPriority w:val="34"/>
     <w:qFormat/>
-    <w:rsid w:val="00F81111"/>
+    <w:rsid w:val="00101D75"/>
     <w:pPr>
       <w:ind w:left="720"/>
       <w:contextualSpacing/>
@@ -4694,7 +4979,7 @@
     <w:basedOn w:val="DefaultParagraphFont"/>
     <w:uiPriority w:val="21"/>
     <w:qFormat/>
-    <w:rsid w:val="00F81111"/>
+    <w:rsid w:val="00101D75"/>
     <w:rPr>
       <w:i/>
       <w:iCs/>
@@ -4708,7 +4993,7 @@
     <w:link w:val="IntenseQuoteChar"/>
     <w:uiPriority w:val="30"/>
     <w:qFormat/>
-    <w:rsid w:val="00F81111"/>
+    <w:rsid w:val="00101D75"/>
     <w:pPr>
       <w:pBdr>
         <w:top w:val="single" w:sz="4" w:space="10" w:color="2F5496" w:themeColor="accent1" w:themeShade="BF"/>
@@ -4729,7 +5014,7 @@
     <w:basedOn w:val="DefaultParagraphFont"/>
     <w:link w:val="IntenseQuote"/>
     <w:uiPriority w:val="30"/>
-    <w:rsid w:val="00F81111"/>
+    <w:rsid w:val="00101D75"/>
     <w:rPr>
       <w:i/>
       <w:iCs/>
@@ -4741,7 +5026,7 @@
     <w:basedOn w:val="DefaultParagraphFont"/>
     <w:uiPriority w:val="32"/>
     <w:qFormat/>
-    <w:rsid w:val="00F81111"/>
+    <w:rsid w:val="00101D75"/>
     <w:rPr>
       <w:b/>
       <w:bCs/>
